--- a/documents/Haverton Recruitment/7 Launch Kit/Job Adverts.docx
+++ b/documents/Haverton Recruitment/7 Launch Kit/Job Adverts.docx
@@ -866,6 +866,21 @@
                 <w:b/>
                 <w:bCs/>
               </w:rPr>
+              <w:t xml:space="preserve">Your registration page</w:t>
+            </w:r>
+            <w:r>
+              <w:t xml:space="preserve">: operation.havertoncare.co.uk/apply (add ?src=facebook, ?src=linkedin and so on to see which channel works).</w:t>
+            </w:r>
+          </w:p>
+          <w:p>
+            <w:pPr>
+              <w:spacing w:after="60" w:line="280"/>
+            </w:pPr>
+            <w:r>
+              <w:rPr>
+                <w:b/>
+                <w:bCs/>
+              </w:rPr>
               <w:t xml:space="preserve">Your website Recruitment page</w:t>
             </w:r>
             <w:r>
@@ -1171,7 +1186,17 @@
         <w:spacing w:after="140" w:line="300"/>
       </w:pPr>
       <w:r>
-        <w:t xml:space="preserve">Email your CV to </w:t>
+        <w:t xml:space="preserve">Register and upload your CV in 3 minutes at </w:t>
+      </w:r>
+      <w:r>
+        <w:rPr>
+          <w:b/>
+          <w:bCs/>
+        </w:rPr>
+        <w:t xml:space="preserve">operation.havertoncare.co.uk/apply</w:t>
+      </w:r>
+      <w:r>
+        <w:t xml:space="preserve">, or email </w:t>
       </w:r>
       <w:r>
         <w:rPr>
@@ -1216,7 +1241,7 @@
         <w:t xml:space="preserve">We never charge candidates a fee.</w:t>
       </w:r>
       <w:r>
-        <w:t xml:space="preserve"> We only send your CV to an employer after you have agreed to that specific role. Read how we use your information at havertoncare.co.uk [confirm privacy notice link].</w:t>
+        <w:t xml:space="preserve"> We only send your CV to an employer after you have agreed to that specific role. Read how we use your information at operation.havertoncare.co.uk/apply/privacy.html.</w:t>
       </w:r>
     </w:p>
     <w:p>
@@ -1384,7 +1409,17 @@
         <w:spacing w:after="140" w:line="300"/>
       </w:pPr>
       <w:r>
-        <w:t xml:space="preserve">Email your CV to </w:t>
+        <w:t xml:space="preserve">Register and upload your CV in 3 minutes at </w:t>
+      </w:r>
+      <w:r>
+        <w:rPr>
+          <w:b/>
+          <w:bCs/>
+        </w:rPr>
+        <w:t xml:space="preserve">operation.havertoncare.co.uk/apply</w:t>
+      </w:r>
+      <w:r>
+        <w:t xml:space="preserve">, or email </w:t>
       </w:r>
       <w:r>
         <w:rPr>
@@ -1429,7 +1464,7 @@
         <w:t xml:space="preserve">We never charge candidates a fee.</w:t>
       </w:r>
       <w:r>
-        <w:t xml:space="preserve"> We only send your CV to an employer after you have agreed to that specific role. Read how we use your information at havertoncare.co.uk [confirm privacy notice link].</w:t>
+        <w:t xml:space="preserve"> We only send your CV to an employer after you have agreed to that specific role. Read how we use your information at operation.havertoncare.co.uk/apply/privacy.html.</w:t>
       </w:r>
     </w:p>
     <w:p>
@@ -1597,7 +1632,17 @@
         <w:spacing w:after="140" w:line="300"/>
       </w:pPr>
       <w:r>
-        <w:t xml:space="preserve">Email your CV to </w:t>
+        <w:t xml:space="preserve">Register and upload your CV in 3 minutes at </w:t>
+      </w:r>
+      <w:r>
+        <w:rPr>
+          <w:b/>
+          <w:bCs/>
+        </w:rPr>
+        <w:t xml:space="preserve">operation.havertoncare.co.uk/apply</w:t>
+      </w:r>
+      <w:r>
+        <w:t xml:space="preserve">, or email </w:t>
       </w:r>
       <w:r>
         <w:rPr>
@@ -1642,7 +1687,7 @@
         <w:t xml:space="preserve">We never charge candidates a fee.</w:t>
       </w:r>
       <w:r>
-        <w:t xml:space="preserve"> We only send your CV to an employer after you have agreed to that specific role. Read how we use your information at havertoncare.co.uk [confirm privacy notice link].</w:t>
+        <w:t xml:space="preserve"> We only send your CV to an employer after you have agreed to that specific role. Read how we use your information at operation.havertoncare.co.uk/apply/privacy.html.</w:t>
       </w:r>
     </w:p>
     <w:p>
@@ -1872,7 +1917,17 @@
         <w:spacing w:after="140" w:line="300"/>
       </w:pPr>
       <w:r>
-        <w:t xml:space="preserve">Email your CV to </w:t>
+        <w:t xml:space="preserve">Register and upload your CV in 3 minutes at </w:t>
+      </w:r>
+      <w:r>
+        <w:rPr>
+          <w:b/>
+          <w:bCs/>
+        </w:rPr>
+        <w:t xml:space="preserve">operation.havertoncare.co.uk/apply</w:t>
+      </w:r>
+      <w:r>
+        <w:t xml:space="preserve">, or email </w:t>
       </w:r>
       <w:r>
         <w:rPr>
@@ -1917,7 +1972,7 @@
         <w:t xml:space="preserve">We never charge candidates a fee.</w:t>
       </w:r>
       <w:r>
-        <w:t xml:space="preserve"> We only send your CV to an employer after you have agreed to that specific role. Read how we use your information at havertoncare.co.uk [confirm privacy notice link].</w:t>
+        <w:t xml:space="preserve"> We only send your CV to an employer after you have agreed to that specific role. Read how we use your information at operation.havertoncare.co.uk/apply/privacy.html.</w:t>
       </w:r>
     </w:p>
     <w:p>
@@ -1994,7 +2049,17 @@
         <w:spacing w:after="140" w:line="300"/>
       </w:pPr>
       <w:r>
-        <w:t xml:space="preserve">Email your CV to </w:t>
+        <w:t xml:space="preserve">Register and upload your CV in 3 minutes at </w:t>
+      </w:r>
+      <w:r>
+        <w:rPr>
+          <w:b/>
+          <w:bCs/>
+        </w:rPr>
+        <w:t xml:space="preserve">operation.havertoncare.co.uk/apply</w:t>
+      </w:r>
+      <w:r>
+        <w:t xml:space="preserve">, or email </w:t>
       </w:r>
       <w:r>
         <w:rPr>
@@ -2039,7 +2104,7 @@
         <w:t xml:space="preserve">We never charge candidates a fee.</w:t>
       </w:r>
       <w:r>
-        <w:t xml:space="preserve"> We only send your CV to an employer after you have agreed to that specific role. Read how we use your information at havertoncare.co.uk [confirm privacy notice link].</w:t>
+        <w:t xml:space="preserve"> We only send your CV to an employer after you have agreed to that specific role. Read how we use your information at operation.havertoncare.co.uk/apply/privacy.html.</w:t>
       </w:r>
     </w:p>
     <w:p>
@@ -2187,7 +2252,7 @@
               <w:spacing w:after="40" w:line="270"/>
             </w:pPr>
             <w:r>
-              <w:t xml:space="preserve">Care Assistants and Support Workers around Swanley, Dartford, Bexley and Bromley looking for permanent work: register with us. This is not a specific vacancy; when an employer gives us a real role that fits, we will tell you, and we only share your CV with your OK. No fees, ever. Email your CV to info@havertoncare.co.uk. Haverton Care Limited (Haverton Recruitment And Staffing), permanent work, employment agency.</w:t>
+              <w:t xml:space="preserve">Care Assistants and Support Workers around Swanley, Dartford, Bexley and Bromley looking for permanent work: register with us. This is not a specific vacancy; when an employer gives us a real role that fits, we will tell you, and we only share your CV with your OK. No fees, ever. Register in 3 minutes: operation.havertoncare.co.uk/apply/?src=facebook. Haverton Care Limited (Haverton Recruitment And Staffing), permanent work, employment agency.</w:t>
             </w:r>
           </w:p>
         </w:tc>
@@ -2244,7 +2309,7 @@
               <w:spacing w:after="40" w:line="270"/>
             </w:pPr>
             <w:r>
-              <w:t xml:space="preserve">Registered Managers and Deputy Managers in Kent and South East London: if you would value a confidential conversation about your next step with someone who has done the job, message me. This is not a specific vacancy; nothing is shared without your agreement. Haverton Care Limited (Haverton Recruitment And Staffing), permanent work, employment agency.</w:t>
+              <w:t xml:space="preserve">Registered Managers and Deputy Managers in Kent and South East London: if you would value a confidential conversation about your next step with someone who has done the job, message me or register confidentially at operation.havertoncare.co.uk/apply/?src=linkedin. This is not a specific vacancy; nothing is shared without your agreement. Haverton Care Limited (Haverton Recruitment And Staffing), permanent work, employment agency.</w:t>
             </w:r>
           </w:p>
         </w:tc>
@@ -2301,7 +2366,7 @@
               <w:spacing w:after="40" w:line="270"/>
             </w:pPr>
             <w:r>
-              <w:t xml:space="preserve">Temporary care work is coming soon. Haverton Recruitment And Staffing is preparing to offer temporary work in Kent, Bexley and Bromley. We are not offering shifts yet; message us to be told first. Haverton Care Limited (Haverton Recruitment And Staffing), temporary work, employment business.</w:t>
+              <w:t xml:space="preserve">Temporary care work is coming soon. Haverton Recruitment And Staffing is preparing to offer temporary work in Kent, Bexley and Bromley. We are not offering shifts yet; register at operation.havertoncare.co.uk/apply/?src=facebook to be told first. Haverton Care Limited (Haverton Recruitment And Staffing), temporary work, employment business.</w:t>
             </w:r>
           </w:p>
         </w:tc>

--- a/documents/Haverton Recruitment/7 Launch Kit/Job Adverts.docx
+++ b/documents/Haverton Recruitment/7 Launch Kit/Job Adverts.docx
@@ -951,20 +951,10 @@
                 <w:b/>
                 <w:bCs/>
               </w:rPr>
-              <w:t xml:space="preserve">Local colleges and training providers</w:t>
-            </w:r>
-            <w:r>
-              <w:t xml:space="preserve"> running health and social care courses; </w:t>
-            </w:r>
-            <w:r>
-              <w:rPr>
-                <w:b/>
-                <w:bCs/>
-              </w:rPr>
-              <w:t xml:space="preserve">Jobcentre Plus</w:t>
-            </w:r>
-            <w:r>
-              <w:t xml:space="preserve"> offices in Swanley, Dartford, Bexleyheath and Orpington [confirm local offices].</w:t>
+              <w:t xml:space="preserve">Local colleges, training providers and Jobcentre Plus</w:t>
+            </w:r>
+            <w:r>
+              <w:t xml:space="preserve"> in the town where each client needs staff.</w:t>
             </w:r>
           </w:p>
         </w:tc>
@@ -1014,7 +1004,7 @@
         <w:spacing w:after="140" w:line="300"/>
       </w:pPr>
       <w:r>
-        <w:t xml:space="preserve">We invite caring, reliable Care Assistants and Support Workers who live around Swanley, Dartford, Bexley, Bromley, Sevenoaks and Gravesend to </w:t>
+        <w:t xml:space="preserve">We invite caring, reliable Care Assistants and Support Workers across England to </w:t>
       </w:r>
       <w:r>
         <w:rPr>
@@ -1024,7 +1014,7 @@
         <w:t xml:space="preserve">register with us</w:t>
       </w:r>
       <w:r>
-        <w:t xml:space="preserve"> for permanent work in adult social care.</w:t>
+        <w:t xml:space="preserve"> for permanent work in adult social care, close to where they live.</w:t>
       </w:r>
     </w:p>
     <w:p>
@@ -1283,7 +1273,7 @@
         <w:spacing w:after="140" w:line="300"/>
       </w:pPr>
       <w:r>
-        <w:t xml:space="preserve">Are you ready for your next step? We invite experienced Senior Care Assistants and Team Leaders in Kent, Bexley and Bromley to </w:t>
+        <w:t xml:space="preserve">Are you ready for your next step? We invite experienced Senior Care Assistants and Team Leaders across England to </w:t>
       </w:r>
       <w:r>
         <w:rPr>
@@ -1506,7 +1496,7 @@
         <w:spacing w:after="140" w:line="300"/>
       </w:pPr>
       <w:r>
-        <w:t xml:space="preserve">If you are a Registered Manager or Deputy Manager in adult social care, or ready to step up, we would like to talk to you in confidence. Register with us for permanent opportunities in Kent, Bexley and Bromley. This advert is not for a specific vacancy.</w:t>
+        <w:t xml:space="preserve">If you are a Registered Manager or Deputy Manager in adult social care, or ready to step up, we would like to talk to you in confidence. Register with us for permanent opportunities with care providers across England. This advert is not for a specific vacancy.</w:t>
       </w:r>
     </w:p>
     <w:p>
@@ -2014,7 +2004,7 @@
         <w:spacing w:after="140" w:line="300"/>
       </w:pPr>
       <w:r>
-        <w:t xml:space="preserve">We are preparing to offer temporary work to Care Assistants, Senior Care Assistants and Support Workers in Kent, Bexley and Bromley. </w:t>
+        <w:t xml:space="preserve">We are preparing to offer temporary work to Care Assistants, Senior Care Assistants and Support Workers starting in Kent and South East London. </w:t>
       </w:r>
       <w:r>
         <w:rPr>
@@ -2252,7 +2242,7 @@
               <w:spacing w:after="40" w:line="270"/>
             </w:pPr>
             <w:r>
-              <w:t xml:space="preserve">Care Assistants and Support Workers around Swanley, Dartford, Bexley and Bromley looking for permanent work: register with us. This is not a specific vacancy; when an employer gives us a real role that fits, we will tell you, and we only share your CV with your OK. No fees, ever. Register in 3 minutes: operation.havertoncare.co.uk/apply/?src=facebook. Haverton Care Limited (Haverton Recruitment And Staffing), permanent work, employment agency.</w:t>
+              <w:t xml:space="preserve">Care Assistants and Support Workers across England looking for permanent work: register with us. This is not a specific vacancy; when an employer gives us a real role that fits, we will tell you, and we only share your CV with your OK. No fees, ever. Register in 3 minutes: operation.havertoncare.co.uk/apply/?src=facebook. Haverton Care Limited (Haverton Recruitment And Staffing), permanent work, employment agency.</w:t>
             </w:r>
           </w:p>
         </w:tc>
@@ -2309,7 +2299,7 @@
               <w:spacing w:after="40" w:line="270"/>
             </w:pPr>
             <w:r>
-              <w:t xml:space="preserve">Registered Managers and Deputy Managers in Kent and South East London: if you would value a confidential conversation about your next step with someone who has done the job, message me or register confidentially at operation.havertoncare.co.uk/apply/?src=linkedin. This is not a specific vacancy; nothing is shared without your agreement. Haverton Care Limited (Haverton Recruitment And Staffing), permanent work, employment agency.</w:t>
+              <w:t xml:space="preserve">Registered Managers and Deputy Managers across England: if you would value a confidential conversation about your next step with someone who has done the job, message me or register confidentially at operation.havertoncare.co.uk/apply/?src=linkedin. This is not a specific vacancy; nothing is shared without your agreement. Haverton Care Limited (Haverton Recruitment And Staffing), permanent work, employment agency.</w:t>
             </w:r>
           </w:p>
         </w:tc>
@@ -2366,7 +2356,7 @@
               <w:spacing w:after="40" w:line="270"/>
             </w:pPr>
             <w:r>
-              <w:t xml:space="preserve">Temporary care work is coming soon. Haverton Recruitment And Staffing is preparing to offer temporary work in Kent, Bexley and Bromley. We are not offering shifts yet; register at operation.havertoncare.co.uk/apply/?src=facebook to be told first. Haverton Care Limited (Haverton Recruitment And Staffing), temporary work, employment business.</w:t>
+              <w:t xml:space="preserve">Temporary care work is coming soon. Haverton Recruitment And Staffing is preparing to offer temporary work, starting in Kent and South East London. We are not offering shifts yet; register at operation.havertoncare.co.uk/apply/?src=facebook to be told first. Haverton Care Limited (Haverton Recruitment And Staffing), temporary work, employment business.</w:t>
             </w:r>
           </w:p>
         </w:tc>
